--- a/openVPN/openVPV部署文档.docx
+++ b/openVPN/openVPV部署文档.docx
@@ -1145,6 +1145,78 @@
         </w:rPr>
         <w:t>。</w:t>
       </w:r>
+      <w:r>
+        <w:rPr>
+          <w:rFonts w:ascii="Helvetica" w:hAnsi="Helvetica" w:hint="eastAsia"/>
+          <w:color w:val="3D464D"/>
+          <w:shd w:val="clear" w:color="auto" w:fill="FFFFFF"/>
+        </w:rPr>
+        <w:t>（</w:t>
+      </w:r>
+      <w:r>
+        <w:rPr>
+          <w:rFonts w:ascii="Helvetica" w:hAnsi="Helvetica" w:hint="eastAsia"/>
+          <w:color w:val="FF0000"/>
+          <w:shd w:val="clear" w:color="auto" w:fill="FFFFFF"/>
+        </w:rPr>
+        <w:t>执行后生产</w:t>
+      </w:r>
+      <w:r>
+        <w:rPr>
+          <w:rFonts w:ascii="Helvetica" w:hAnsi="Helvetica" w:hint="eastAsia"/>
+          <w:color w:val="FF0000"/>
+          <w:shd w:val="clear" w:color="auto" w:fill="FFFFFF"/>
+        </w:rPr>
+        <w:t>根证书</w:t>
+      </w:r>
+      <w:r>
+        <w:rPr>
+          <w:rFonts w:ascii="Helvetica" w:hAnsi="Helvetica" w:hint="eastAsia"/>
+          <w:color w:val="FF0000"/>
+          <w:shd w:val="clear" w:color="auto" w:fill="FFFFFF"/>
+        </w:rPr>
+        <w:t>c</w:t>
+      </w:r>
+      <w:r>
+        <w:rPr>
+          <w:rFonts w:ascii="Helvetica" w:hAnsi="Helvetica"/>
+          <w:color w:val="FF0000"/>
+          <w:shd w:val="clear" w:color="auto" w:fill="FFFFFF"/>
+        </w:rPr>
+        <w:t>a.crt</w:t>
+      </w:r>
+      <w:r>
+        <w:rPr>
+          <w:rFonts w:ascii="Helvetica" w:hAnsi="Helvetica" w:hint="eastAsia"/>
+          <w:color w:val="FF0000"/>
+          <w:shd w:val="clear" w:color="auto" w:fill="FFFFFF"/>
+        </w:rPr>
+        <w:t>、跟密钥</w:t>
+      </w:r>
+      <w:r>
+        <w:rPr>
+          <w:rFonts w:ascii="Helvetica" w:hAnsi="Helvetica" w:hint="eastAsia"/>
+          <w:color w:val="FF0000"/>
+          <w:shd w:val="clear" w:color="auto" w:fill="FFFFFF"/>
+        </w:rPr>
+        <w:t>c</w:t>
+      </w:r>
+      <w:r>
+        <w:rPr>
+          <w:rFonts w:ascii="Helvetica" w:hAnsi="Helvetica"/>
+          <w:color w:val="FF0000"/>
+          <w:shd w:val="clear" w:color="auto" w:fill="FFFFFF"/>
+        </w:rPr>
+        <w:t>a.kay</w:t>
+      </w:r>
+      <w:r>
+        <w:rPr>
+          <w:rFonts w:ascii="Helvetica" w:hAnsi="Helvetica" w:hint="eastAsia"/>
+          <w:color w:val="3D464D"/>
+          <w:shd w:val="clear" w:color="auto" w:fill="FFFFFF"/>
+        </w:rPr>
+        <w:t>）</w:t>
+      </w:r>
     </w:p>
     <w:p>
       <w:pPr>
@@ -1304,6 +1376,64 @@
         </w:rPr>
         <w:t>，随意但是不要跟之前的根证书的一样</w:t>
       </w:r>
+      <w:bookmarkStart w:id="0" w:name="_GoBack"/>
+      <w:r>
+        <w:rPr>
+          <w:rFonts w:ascii="Helvetica" w:hAnsi="Helvetica" w:hint="eastAsia"/>
+          <w:color w:val="FF0000"/>
+          <w:shd w:val="clear" w:color="auto" w:fill="FFFFFF"/>
+        </w:rPr>
+        <w:t>（执行后生产服务器证书</w:t>
+      </w:r>
+      <w:r>
+        <w:rPr>
+          <w:rFonts w:ascii="Helvetica" w:hAnsi="Helvetica" w:hint="eastAsia"/>
+          <w:color w:val="FF0000"/>
+          <w:shd w:val="clear" w:color="auto" w:fill="FFFFFF"/>
+        </w:rPr>
+        <w:t>server</w:t>
+      </w:r>
+      <w:r>
+        <w:rPr>
+          <w:rFonts w:ascii="Helvetica" w:hAnsi="Helvetica"/>
+          <w:color w:val="FF0000"/>
+          <w:shd w:val="clear" w:color="auto" w:fill="FFFFFF"/>
+        </w:rPr>
+        <w:t>1.crt</w:t>
+      </w:r>
+      <w:r>
+        <w:rPr>
+          <w:rFonts w:ascii="Helvetica" w:hAnsi="Helvetica" w:hint="eastAsia"/>
+          <w:color w:val="FF0000"/>
+          <w:shd w:val="clear" w:color="auto" w:fill="FFFFFF"/>
+        </w:rPr>
+        <w:t>、服务器密钥</w:t>
+      </w:r>
+      <w:r>
+        <w:rPr>
+          <w:rFonts w:ascii="Helvetica" w:hAnsi="Helvetica" w:hint="eastAsia"/>
+          <w:color w:val="FF0000"/>
+          <w:shd w:val="clear" w:color="auto" w:fill="FFFFFF"/>
+        </w:rPr>
+        <w:t>s</w:t>
+      </w:r>
+      <w:r>
+        <w:rPr>
+          <w:rFonts w:ascii="Helvetica" w:hAnsi="Helvetica"/>
+          <w:color w:val="FF0000"/>
+          <w:shd w:val="clear" w:color="auto" w:fill="FFFFFF"/>
+        </w:rPr>
+        <w:t>erver1.key</w:t>
+      </w:r>
+      <w:r>
+        <w:rPr>
+          <w:rFonts w:ascii="Helvetica" w:hAnsi="Helvetica" w:hint="eastAsia"/>
+          <w:color w:val="FF0000"/>
+          <w:shd w:val="clear" w:color="auto" w:fill="FFFFFF"/>
+        </w:rPr>
+        <w:t>）</w:t>
+      </w:r>
+      <w:bookmarkEnd w:id="0"/>
     </w:p>
     <w:p>
       <w:pPr>
@@ -1600,7 +1730,7 @@
         <w:shd w:val="clear" w:color="auto" w:fill="F6F6F6"/>
         <w:rPr>
           <w:rFonts w:ascii="Helvetica" w:hAnsi="Helvetica"/>
-          <w:color w:val="3D464D"/>
+          <w:color w:val="FF0000"/>
           <w:shd w:val="clear" w:color="auto" w:fill="FFFFFF"/>
         </w:rPr>
       </w:pPr>
@@ -1643,6 +1773,94 @@
           <w:shd w:val="clear" w:color="auto" w:fill="FFFFFF"/>
         </w:rPr>
         <w:t>定义。</w:t>
+      </w:r>
+      <w:r>
+        <w:rPr>
+          <w:rFonts w:ascii="Helvetica" w:hAnsi="Helvetica" w:hint="eastAsia"/>
+          <w:color w:val="FF0000"/>
+          <w:shd w:val="clear" w:color="auto" w:fill="FFFFFF"/>
+        </w:rPr>
+        <w:t>（</w:t>
+      </w:r>
+      <w:r>
+        <w:rPr>
+          <w:rFonts w:ascii="Helvetica" w:hAnsi="Helvetica" w:hint="eastAsia"/>
+          <w:color w:val="FF0000"/>
+          <w:shd w:val="clear" w:color="auto" w:fill="FFFFFF"/>
+        </w:rPr>
+        <w:t>执行后生产</w:t>
+      </w:r>
+      <w:r>
+        <w:rPr>
+          <w:rFonts w:ascii="Helvetica" w:hAnsi="Helvetica" w:hint="eastAsia"/>
+          <w:color w:val="FF0000"/>
+          <w:shd w:val="clear" w:color="auto" w:fill="FFFFFF"/>
+        </w:rPr>
+        <w:t>客户端证书</w:t>
+      </w:r>
+      <w:r>
+        <w:rPr>
+          <w:rFonts w:ascii="Helvetica" w:hAnsi="Helvetica" w:hint="eastAsia"/>
+          <w:color w:val="FF0000"/>
+          <w:shd w:val="clear" w:color="auto" w:fill="FFFFFF"/>
+        </w:rPr>
+        <w:t>client</w:t>
+      </w:r>
+      <w:r>
+        <w:rPr>
+          <w:rFonts w:ascii="Helvetica" w:hAnsi="Helvetica"/>
+          <w:color w:val="FF0000"/>
+          <w:shd w:val="clear" w:color="auto" w:fill="FFFFFF"/>
+        </w:rPr>
+        <w:t>1.</w:t>
+      </w:r>
+      <w:r>
+        <w:rPr>
+          <w:rFonts w:ascii="Helvetica" w:hAnsi="Helvetica" w:hint="eastAsia"/>
+          <w:color w:val="FF0000"/>
+          <w:shd w:val="clear" w:color="auto" w:fill="FFFFFF"/>
+        </w:rPr>
+        <w:t>crt</w:t>
+      </w:r>
+      <w:r>
+        <w:rPr>
+          <w:rFonts w:ascii="Helvetica" w:hAnsi="Helvetica" w:hint="eastAsia"/>
+          <w:color w:val="FF0000"/>
+          <w:shd w:val="clear" w:color="auto" w:fill="FFFFFF"/>
+        </w:rPr>
+        <w:t>、客户端密钥</w:t>
+      </w:r>
+      <w:r>
+        <w:rPr>
+          <w:rFonts w:ascii="Helvetica" w:hAnsi="Helvetica" w:hint="eastAsia"/>
+          <w:color w:val="FF0000"/>
+          <w:shd w:val="clear" w:color="auto" w:fill="FFFFFF"/>
+        </w:rPr>
+        <w:t>client</w:t>
+      </w:r>
+      <w:r>
+        <w:rPr>
+          <w:rFonts w:ascii="Helvetica" w:hAnsi="Helvetica"/>
+          <w:color w:val="FF0000"/>
+          <w:shd w:val="clear" w:color="auto" w:fill="FFFFFF"/>
+        </w:rPr>
+        <w:t>1.</w:t>
+      </w:r>
+      <w:r>
+        <w:rPr>
+          <w:rFonts w:ascii="Helvetica" w:hAnsi="Helvetica" w:hint="eastAsia"/>
+          <w:color w:val="FF0000"/>
+          <w:shd w:val="clear" w:color="auto" w:fill="FFFFFF"/>
+        </w:rPr>
+        <w:t>key</w:t>
+      </w:r>
+      <w:r>
+        <w:rPr>
+          <w:rFonts w:ascii="Helvetica" w:hAnsi="Helvetica" w:hint="eastAsia"/>
+          <w:color w:val="FF0000"/>
+          <w:shd w:val="clear" w:color="auto" w:fill="FFFFFF"/>
+        </w:rPr>
+        <w:t>）</w:t>
       </w:r>
     </w:p>
     <w:p>
@@ -1910,6 +2128,65 @@
     </w:p>
     <w:p>
       <w:pPr>
+        <w:pStyle w:val="HTML"/>
+        <w:shd w:val="clear" w:color="auto" w:fill="F6F6F6"/>
+        <w:rPr>
+          <w:rStyle w:val="HTML1"/>
+          <w:rFonts w:ascii="Consolas" w:hAnsi="Consolas" w:hint="eastAsia"/>
+          <w:color w:val="121212"/>
+        </w:rPr>
+      </w:pPr>
+      <w:r>
+        <w:rPr>
+          <w:rStyle w:val="HTML1"/>
+          <w:rFonts w:ascii="Consolas" w:hAnsi="Consolas" w:hint="eastAsia"/>
+          <w:color w:val="FF0000"/>
+        </w:rPr>
+        <w:t>(</w:t>
+      </w:r>
+      <w:r>
+        <w:rPr>
+          <w:rFonts w:ascii="Helvetica" w:hAnsi="Helvetica" w:hint="eastAsia"/>
+          <w:color w:val="FF0000"/>
+          <w:shd w:val="clear" w:color="auto" w:fill="FFFFFF"/>
+        </w:rPr>
+        <w:t>执行后生产</w:t>
+      </w:r>
+      <w:r>
+        <w:rPr>
+          <w:rFonts w:ascii="Helvetica" w:hAnsi="Helvetica" w:hint="eastAsia"/>
+          <w:color w:val="FF0000"/>
+          <w:shd w:val="clear" w:color="auto" w:fill="FFFFFF"/>
+        </w:rPr>
+        <w:t>密钥交换文件</w:t>
+      </w:r>
+      <w:r>
+        <w:rPr>
+          <w:rFonts w:ascii="Helvetica" w:hAnsi="Helvetica" w:hint="eastAsia"/>
+          <w:color w:val="FF0000"/>
+          <w:shd w:val="clear" w:color="auto" w:fill="FFFFFF"/>
+        </w:rPr>
+        <w:t>dh</w:t>
+      </w:r>
+      <w:r>
+        <w:rPr>
+          <w:rFonts w:ascii="Helvetica" w:hAnsi="Helvetica"/>
+          <w:color w:val="FF0000"/>
+          <w:shd w:val="clear" w:color="auto" w:fill="FFFFFF"/>
+        </w:rPr>
+        <w:t>.pem</w:t>
+      </w:r>
+      <w:r>
+        <w:rPr>
+          <w:rStyle w:val="HTML1"/>
+          <w:rFonts w:ascii="Consolas" w:hAnsi="Consolas"/>
+          <w:color w:val="FF0000"/>
+        </w:rPr>
+        <w:t>)</w:t>
+      </w:r>
+    </w:p>
+    <w:p>
+      <w:pPr>
         <w:pStyle w:val="3"/>
         <w:ind w:firstLine="442"/>
         <w:rPr>
@@ -1972,6 +2249,41 @@
         </w:rPr>
         <w:tab/>
         <w:t>openvpn --genkey --secret /etc/openvpn/easy-rsa/ta.key</w:t>
+      </w:r>
+    </w:p>
+    <w:p>
+      <w:pPr>
+        <w:pStyle w:val="HTML"/>
+        <w:shd w:val="clear" w:color="auto" w:fill="F6F6F6"/>
+        <w:rPr>
+          <w:rStyle w:val="HTML1"/>
+          <w:rFonts w:ascii="Consolas" w:hAnsi="Consolas"/>
+          <w:color w:val="121212"/>
+        </w:rPr>
+      </w:pPr>
+      <w:r>
+        <w:rPr>
+          <w:rStyle w:val="HTML1"/>
+          <w:rFonts w:ascii="Consolas" w:hAnsi="Consolas"/>
+          <w:color w:val="FF0000"/>
+        </w:rPr>
+        <w:t>(</w:t>
+      </w:r>
+      <w:r>
+        <w:rPr>
+          <w:rStyle w:val="HTML1"/>
+          <w:rFonts w:ascii="Consolas" w:hAnsi="Consolas" w:hint="eastAsia"/>
+          <w:color w:val="FF0000"/>
+        </w:rPr>
+        <w:t>作用拒绝服务器攻击证书文件</w:t>
+      </w:r>
+      <w:r>
+        <w:rPr>
+          <w:rStyle w:val="HTML1"/>
+          <w:rFonts w:ascii="Consolas" w:hAnsi="Consolas"/>
+          <w:color w:val="FF0000"/>
+        </w:rPr>
+        <w:t>)</w:t>
       </w:r>
     </w:p>
     <w:p>
@@ -2485,7 +2797,6 @@
           <w:rFonts w:hint="eastAsia"/>
           <w:shd w:val="clear" w:color="auto" w:fill="FFFFFF"/>
         </w:rPr>
-        <w:lastRenderedPageBreak/>
         <w:t>复制</w:t>
       </w:r>
       <w:r>
@@ -2838,6 +3149,7 @@
         <w:rPr>
           <w:noProof/>
         </w:rPr>
+        <w:lastRenderedPageBreak/>
         <w:drawing>
           <wp:inline distT="0" distB="0" distL="0" distR="0" wp14:anchorId="4210EDE9" wp14:editId="77C5C0E2">
             <wp:extent cx="5274310" cy="4514850"/>
@@ -2894,7 +3206,6 @@
         <w:rPr>
           <w:rFonts w:hint="eastAsia"/>
         </w:rPr>
-        <w:lastRenderedPageBreak/>
         <w:t>9</w:t>
       </w:r>
       <w:r>
@@ -3185,6 +3496,7 @@
         <w:rPr>
           <w:noProof/>
         </w:rPr>
+        <w:lastRenderedPageBreak/>
         <w:drawing>
           <wp:inline distT="0" distB="0" distL="0" distR="0" wp14:anchorId="757EC190" wp14:editId="0FCF3005">
             <wp:extent cx="5274310" cy="1324610"/>
@@ -3310,7 +3622,6 @@
           <w:rFonts w:hint="eastAsia"/>
           <w:b/>
         </w:rPr>
-        <w:lastRenderedPageBreak/>
         <w:t>1</w:t>
       </w:r>
       <w:r>
@@ -3355,8 +3666,6 @@
         </w:rPr>
         <w:t>cp -p /usr/share/doc/openvpn-2.4.8/sample/sample-config-files/client.conf /etc/openvpn/client/</w:t>
       </w:r>
-      <w:bookmarkStart w:id="0" w:name="_GoBack"/>
-      <w:bookmarkEnd w:id="0"/>
     </w:p>
     <w:p>
       <w:pPr>
@@ -3415,6 +3724,7 @@
         <w:rPr>
           <w:noProof/>
         </w:rPr>
+        <w:lastRenderedPageBreak/>
         <w:drawing>
           <wp:inline distT="0" distB="0" distL="0" distR="0" wp14:anchorId="19B1F123" wp14:editId="52C1FDAB">
             <wp:extent cx="5161905" cy="3314286"/>
@@ -3630,7 +3940,6 @@
         <w:rPr>
           <w:noProof/>
         </w:rPr>
-        <w:lastRenderedPageBreak/>
         <w:drawing>
           <wp:inline distT="0" distB="0" distL="0" distR="0">
             <wp:extent cx="1085850" cy="1285875"/>
@@ -3711,6 +4020,7 @@
         <w:rPr>
           <w:noProof/>
         </w:rPr>
+        <w:lastRenderedPageBreak/>
         <w:drawing>
           <wp:inline distT="0" distB="0" distL="0" distR="0">
             <wp:extent cx="514350" cy="419100"/>
@@ -3906,7 +4216,6 @@
           <w:bCs/>
           <w:color w:val="121212"/>
         </w:rPr>
-        <w:lastRenderedPageBreak/>
         <w:t>注意事项</w:t>
       </w:r>
     </w:p>
@@ -3994,6 +4303,7 @@
           <w:rFonts w:hint="eastAsia"/>
           <w:color w:val="121212"/>
         </w:rPr>
+        <w:lastRenderedPageBreak/>
         <w:t>如果你有好几个网站的openvpn配置你可以在config目录下为每一个网站建一个文件夹，也可以都放在config目录下，不过是不是有很多.crt和.key文件很烦人呀，其实你可以把它们都删除了，只需要把他们放入client.ovpn配置文件。</w:t>
       </w:r>
     </w:p>
@@ -4274,7 +4584,6 @@
           <w:rFonts w:hint="eastAsia"/>
           <w:color w:val="121212"/>
         </w:rPr>
-        <w:lastRenderedPageBreak/>
         <w:t>tls-auth ta.key 1</w:t>
       </w:r>
       <w:r>
@@ -4350,6 +4659,7 @@
           <w:rStyle w:val="HTML1"/>
           <w:color w:val="121212"/>
         </w:rPr>
+        <w:lastRenderedPageBreak/>
         <w:t>remote 192.168.3.122 1194</w:t>
       </w:r>
     </w:p>

--- a/openVPN/openVPV部署文档.docx
+++ b/openVPN/openVPV部署文档.docx
@@ -1159,15 +1159,7 @@
           <w:color w:val="FF0000"/>
           <w:shd w:val="clear" w:color="auto" w:fill="FFFFFF"/>
         </w:rPr>
-        <w:t>执行后生产</w:t>
-      </w:r>
-      <w:r>
-        <w:rPr>
-          <w:rFonts w:ascii="Helvetica" w:hAnsi="Helvetica" w:hint="eastAsia"/>
-          <w:color w:val="FF0000"/>
-          <w:shd w:val="clear" w:color="auto" w:fill="FFFFFF"/>
-        </w:rPr>
-        <w:t>根证书</w:t>
+        <w:t>执行后生产根证书</w:t>
       </w:r>
       <w:r>
         <w:rPr>
@@ -1376,7 +1368,6 @@
         </w:rPr>
         <w:t>，随意但是不要跟之前的根证书的一样</w:t>
       </w:r>
-      <w:bookmarkStart w:id="0" w:name="_GoBack"/>
       <w:r>
         <w:rPr>
           <w:rFonts w:ascii="Helvetica" w:hAnsi="Helvetica" w:hint="eastAsia"/>
@@ -1433,7 +1424,6 @@
         </w:rPr>
         <w:t>）</w:t>
       </w:r>
-      <w:bookmarkEnd w:id="0"/>
     </w:p>
     <w:p>
       <w:pPr>
@@ -1780,23 +1770,7 @@
           <w:color w:val="FF0000"/>
           <w:shd w:val="clear" w:color="auto" w:fill="FFFFFF"/>
         </w:rPr>
-        <w:t>（</w:t>
-      </w:r>
-      <w:r>
-        <w:rPr>
-          <w:rFonts w:ascii="Helvetica" w:hAnsi="Helvetica" w:hint="eastAsia"/>
-          <w:color w:val="FF0000"/>
-          <w:shd w:val="clear" w:color="auto" w:fill="FFFFFF"/>
-        </w:rPr>
-        <w:t>执行后生产</w:t>
-      </w:r>
-      <w:r>
-        <w:rPr>
-          <w:rFonts w:ascii="Helvetica" w:hAnsi="Helvetica" w:hint="eastAsia"/>
-          <w:color w:val="FF0000"/>
-          <w:shd w:val="clear" w:color="auto" w:fill="FFFFFF"/>
-        </w:rPr>
-        <w:t>客户端证书</w:t>
+        <w:t>（执行后生产客户端证书</w:t>
       </w:r>
       <w:r>
         <w:rPr>
@@ -2132,7 +2106,7 @@
         <w:shd w:val="clear" w:color="auto" w:fill="F6F6F6"/>
         <w:rPr>
           <w:rStyle w:val="HTML1"/>
-          <w:rFonts w:ascii="Consolas" w:hAnsi="Consolas" w:hint="eastAsia"/>
+          <w:rFonts w:ascii="Consolas" w:hAnsi="Consolas"/>
           <w:color w:val="121212"/>
         </w:rPr>
       </w:pPr>
@@ -2150,15 +2124,7 @@
           <w:color w:val="FF0000"/>
           <w:shd w:val="clear" w:color="auto" w:fill="FFFFFF"/>
         </w:rPr>
-        <w:t>执行后生产</w:t>
-      </w:r>
-      <w:r>
-        <w:rPr>
-          <w:rFonts w:ascii="Helvetica" w:hAnsi="Helvetica" w:hint="eastAsia"/>
-          <w:color w:val="FF0000"/>
-          <w:shd w:val="clear" w:color="auto" w:fill="FFFFFF"/>
-        </w:rPr>
-        <w:t>密钥交换文件</w:t>
+        <w:t>执行后生产密钥交换文件</w:t>
       </w:r>
       <w:r>
         <w:rPr>
@@ -3212,7 +3178,19 @@
         <w:rPr>
           <w:rFonts w:hint="eastAsia"/>
         </w:rPr>
-        <w:t>、开启转发</w:t>
+        <w:t>、开启</w:t>
+      </w:r>
+      <w:r>
+        <w:rPr>
+          <w:rFonts w:hint="eastAsia"/>
+        </w:rPr>
+        <w:t>路由</w:t>
+      </w:r>
+      <w:r>
+        <w:rPr>
+          <w:rFonts w:hint="eastAsia"/>
+        </w:rPr>
+        <w:t>转发</w:t>
       </w:r>
     </w:p>
     <w:p>
@@ -3353,7 +3331,21 @@
           <w:rFonts w:hint="eastAsia"/>
           <w:shd w:val="clear" w:color="auto" w:fill="FFFFFF"/>
         </w:rPr>
-        <w:t>启动服务并开机启动</w:t>
+        <w:t>启动</w:t>
+      </w:r>
+      <w:r>
+        <w:rPr>
+          <w:rFonts w:hint="eastAsia"/>
+          <w:shd w:val="clear" w:color="auto" w:fill="FFFFFF"/>
+        </w:rPr>
+        <w:t>openvpn</w:t>
+      </w:r>
+      <w:r>
+        <w:rPr>
+          <w:rFonts w:hint="eastAsia"/>
+          <w:shd w:val="clear" w:color="auto" w:fill="FFFFFF"/>
+        </w:rPr>
+        <w:t>服务并开机启动</w:t>
       </w:r>
     </w:p>
     <w:p>
@@ -3447,6 +3439,15 @@
     </w:p>
     <w:p>
       <w:pPr>
+        <w:rPr>
+          <w:rStyle w:val="HTML1"/>
+          <w:rFonts w:ascii="Consolas" w:hAnsi="Consolas"/>
+          <w:color w:val="121212"/>
+        </w:rPr>
+      </w:pPr>
+    </w:p>
+    <w:p>
+      <w:pPr>
         <w:pStyle w:val="2"/>
         <w:rPr>
           <w:shd w:val="clear" w:color="auto" w:fill="FFFFFF"/>
@@ -3458,6 +3459,7 @@
           <w:rFonts w:ascii="Consolas" w:hAnsi="Consolas"/>
           <w:color w:val="121212"/>
         </w:rPr>
+        <w:lastRenderedPageBreak/>
         <w:t>11</w:t>
       </w:r>
       <w:r>
@@ -3488,7 +3490,23 @@
           <w:rFonts w:ascii="Consolas" w:hAnsi="Consolas"/>
           <w:color w:val="121212"/>
         </w:rPr>
-        <w:t>netstat -tlunp</w:t>
+        <w:t xml:space="preserve">netstat </w:t>
+      </w:r>
+      <w:r>
+        <w:rPr>
+          <w:rStyle w:val="HTML1"/>
+          <w:rFonts w:ascii="Consolas" w:hAnsi="Consolas"/>
+          <w:color w:val="121212"/>
+        </w:rPr>
+        <w:t>–</w:t>
+      </w:r>
+      <w:r>
+        <w:rPr>
+          <w:rStyle w:val="HTML1"/>
+          <w:rFonts w:ascii="Consolas" w:hAnsi="Consolas"/>
+          <w:color w:val="121212"/>
+        </w:rPr>
+        <w:t>tlunp</w:t>
       </w:r>
     </w:p>
     <w:p>
@@ -3496,7 +3514,6 @@
         <w:rPr>
           <w:noProof/>
         </w:rPr>
-        <w:lastRenderedPageBreak/>
         <w:drawing>
           <wp:inline distT="0" distB="0" distL="0" distR="0" wp14:anchorId="757EC190" wp14:editId="0FCF3005">
             <wp:extent cx="5274310" cy="1324610"/>
@@ -4949,7 +4966,8 @@
         <w:shd w:val="clear" w:color="auto" w:fill="FFFFFF"/>
         <w:spacing w:before="0" w:beforeAutospacing="0" w:after="0" w:afterAutospacing="0" w:line="360" w:lineRule="auto"/>
         <w:rPr>
-          <w:color w:val="121212"/>
+          <w:rStyle w:val="visible"/>
+          <w:color w:val="0000FF"/>
         </w:rPr>
       </w:pPr>
       <w:r>
@@ -4976,6 +4994,558 @@
           <w:t>linuxprobe.com/centos7-</w:t>
         </w:r>
       </w:hyperlink>
+    </w:p>
+    <w:p>
+      <w:pPr>
+        <w:pStyle w:val="a7"/>
+        <w:shd w:val="clear" w:color="auto" w:fill="FFFFFF"/>
+        <w:spacing w:before="0" w:beforeAutospacing="0" w:after="0" w:afterAutospacing="0" w:line="360" w:lineRule="auto"/>
+        <w:rPr>
+          <w:rStyle w:val="visible"/>
+          <w:color w:val="0000FF"/>
+        </w:rPr>
+      </w:pPr>
+    </w:p>
+    <w:p>
+      <w:pPr>
+        <w:pStyle w:val="a7"/>
+        <w:shd w:val="clear" w:color="auto" w:fill="FFFFFF"/>
+        <w:spacing w:before="0" w:beforeAutospacing="0" w:after="0" w:afterAutospacing="0" w:line="360" w:lineRule="auto"/>
+        <w:rPr>
+          <w:rStyle w:val="visible"/>
+          <w:color w:val="0000FF"/>
+        </w:rPr>
+      </w:pPr>
+    </w:p>
+    <w:p>
+      <w:pPr>
+        <w:pStyle w:val="a7"/>
+        <w:shd w:val="clear" w:color="auto" w:fill="FFFFFF"/>
+        <w:spacing w:before="0" w:beforeAutospacing="0" w:after="0" w:afterAutospacing="0" w:line="360" w:lineRule="auto"/>
+        <w:rPr>
+          <w:rStyle w:val="visible"/>
+          <w:color w:val="0000FF"/>
+        </w:rPr>
+      </w:pPr>
+    </w:p>
+    <w:p>
+      <w:pPr>
+        <w:pStyle w:val="a7"/>
+        <w:shd w:val="clear" w:color="auto" w:fill="FFFFFF"/>
+        <w:spacing w:before="0" w:beforeAutospacing="0" w:after="0" w:afterAutospacing="0" w:line="360" w:lineRule="auto"/>
+        <w:rPr>
+          <w:rStyle w:val="visible"/>
+          <w:color w:val="0000FF"/>
+        </w:rPr>
+      </w:pPr>
+    </w:p>
+    <w:p>
+      <w:pPr>
+        <w:pStyle w:val="a7"/>
+        <w:shd w:val="clear" w:color="auto" w:fill="FFFFFF"/>
+        <w:spacing w:before="0" w:beforeAutospacing="0" w:after="0" w:afterAutospacing="0" w:line="360" w:lineRule="auto"/>
+        <w:rPr>
+          <w:rStyle w:val="visible"/>
+          <w:color w:val="0000FF"/>
+        </w:rPr>
+      </w:pPr>
+    </w:p>
+    <w:p>
+      <w:pPr>
+        <w:pStyle w:val="a7"/>
+        <w:shd w:val="clear" w:color="auto" w:fill="FFFFFF"/>
+        <w:spacing w:before="0" w:beforeAutospacing="0" w:after="0" w:afterAutospacing="0" w:line="360" w:lineRule="auto"/>
+        <w:rPr>
+          <w:rStyle w:val="visible"/>
+          <w:color w:val="0000FF"/>
+        </w:rPr>
+      </w:pPr>
+    </w:p>
+    <w:p>
+      <w:pPr>
+        <w:pStyle w:val="a7"/>
+        <w:shd w:val="clear" w:color="auto" w:fill="FFFFFF"/>
+        <w:spacing w:before="0" w:beforeAutospacing="0" w:after="0" w:afterAutospacing="0" w:line="360" w:lineRule="auto"/>
+        <w:rPr>
+          <w:rStyle w:val="visible"/>
+          <w:color w:val="0000FF"/>
+        </w:rPr>
+      </w:pPr>
+    </w:p>
+    <w:p>
+      <w:pPr>
+        <w:pStyle w:val="a7"/>
+        <w:shd w:val="clear" w:color="auto" w:fill="FFFFFF"/>
+        <w:spacing w:before="0" w:beforeAutospacing="0" w:after="0" w:afterAutospacing="0" w:line="360" w:lineRule="auto"/>
+        <w:rPr>
+          <w:rStyle w:val="visible"/>
+          <w:color w:val="0000FF"/>
+        </w:rPr>
+      </w:pPr>
+    </w:p>
+    <w:p>
+      <w:pPr>
+        <w:pStyle w:val="a7"/>
+        <w:shd w:val="clear" w:color="auto" w:fill="FFFFFF"/>
+        <w:spacing w:before="0" w:beforeAutospacing="0" w:after="0" w:afterAutospacing="0" w:line="360" w:lineRule="auto"/>
+        <w:rPr>
+          <w:rStyle w:val="visible"/>
+          <w:color w:val="0000FF"/>
+        </w:rPr>
+      </w:pPr>
+    </w:p>
+    <w:p>
+      <w:pPr>
+        <w:pStyle w:val="a7"/>
+        <w:shd w:val="clear" w:color="auto" w:fill="FFFFFF"/>
+        <w:spacing w:before="0" w:beforeAutospacing="0" w:after="0" w:afterAutospacing="0" w:line="360" w:lineRule="auto"/>
+        <w:rPr>
+          <w:rStyle w:val="visible"/>
+          <w:color w:val="0000FF"/>
+        </w:rPr>
+      </w:pPr>
+    </w:p>
+    <w:p>
+      <w:pPr>
+        <w:pStyle w:val="a7"/>
+        <w:shd w:val="clear" w:color="auto" w:fill="FFFFFF"/>
+        <w:spacing w:before="0" w:beforeAutospacing="0" w:after="0" w:afterAutospacing="0" w:line="360" w:lineRule="auto"/>
+        <w:rPr>
+          <w:rStyle w:val="visible"/>
+        </w:rPr>
+      </w:pPr>
+      <w:r>
+        <w:rPr>
+          <w:rStyle w:val="visible"/>
+        </w:rPr>
+        <w:lastRenderedPageBreak/>
+        <w:t>(</w:t>
+      </w:r>
+    </w:p>
+    <w:p>
+      <w:pPr>
+        <w:pStyle w:val="a7"/>
+        <w:shd w:val="clear" w:color="auto" w:fill="FFFFFF"/>
+        <w:spacing w:before="0" w:beforeAutospacing="0" w:after="0" w:afterAutospacing="0" w:line="360" w:lineRule="auto"/>
+        <w:ind w:firstLine="420"/>
+        <w:rPr>
+          <w:rStyle w:val="visible"/>
+        </w:rPr>
+      </w:pPr>
+      <w:r>
+        <w:rPr>
+          <w:rStyle w:val="visible"/>
+          <w:rFonts w:hint="eastAsia"/>
+        </w:rPr>
+        <w:t>基于Linux平台下的VPN服务器</w:t>
+      </w:r>
+    </w:p>
+    <w:p>
+      <w:pPr>
+        <w:pStyle w:val="a7"/>
+        <w:shd w:val="clear" w:color="auto" w:fill="FFFFFF"/>
+        <w:spacing w:before="0" w:beforeAutospacing="0" w:after="0" w:afterAutospacing="0" w:line="360" w:lineRule="auto"/>
+        <w:ind w:firstLine="420"/>
+        <w:rPr>
+          <w:rStyle w:val="visible"/>
+        </w:rPr>
+      </w:pPr>
+      <w:r>
+        <w:rPr>
+          <w:rStyle w:val="visible"/>
+          <w:rFonts w:hint="eastAsia"/>
+        </w:rPr>
+        <w:t>openvpn</w:t>
+      </w:r>
+    </w:p>
+    <w:p>
+      <w:pPr>
+        <w:pStyle w:val="a7"/>
+        <w:shd w:val="clear" w:color="auto" w:fill="FFFFFF"/>
+        <w:spacing w:before="0" w:beforeAutospacing="0" w:after="0" w:afterAutospacing="0" w:line="360" w:lineRule="auto"/>
+        <w:ind w:firstLine="420"/>
+        <w:rPr>
+          <w:rStyle w:val="visible"/>
+        </w:rPr>
+      </w:pPr>
+      <w:r>
+        <w:rPr>
+          <w:rStyle w:val="visible"/>
+          <w:rFonts w:hint="eastAsia"/>
+        </w:rPr>
+        <w:t>模拟实验环境</w:t>
+      </w:r>
+    </w:p>
+    <w:p>
+      <w:pPr>
+        <w:pStyle w:val="a7"/>
+        <w:shd w:val="clear" w:color="auto" w:fill="FFFFFF"/>
+        <w:spacing w:before="0" w:beforeAutospacing="0" w:after="0" w:afterAutospacing="0" w:line="360" w:lineRule="auto"/>
+        <w:ind w:firstLine="420"/>
+        <w:rPr>
+          <w:rStyle w:val="visible"/>
+        </w:rPr>
+      </w:pPr>
+      <w:r>
+        <w:rPr>
+          <w:rStyle w:val="visible"/>
+          <w:rFonts w:hint="eastAsia"/>
+        </w:rPr>
+        <w:t>vment</w:t>
+      </w:r>
+      <w:r>
+        <w:rPr>
+          <w:rStyle w:val="visible"/>
+        </w:rPr>
+        <w:t>1</w:t>
+      </w:r>
+      <w:r>
+        <w:rPr>
+          <w:rStyle w:val="visible"/>
+          <w:rFonts w:hint="eastAsia"/>
+        </w:rPr>
+        <w:t>:</w:t>
+      </w:r>
+      <w:r>
+        <w:rPr>
+          <w:rStyle w:val="visible"/>
+        </w:rPr>
+        <w:t xml:space="preserve">192.168.0.0/24 </w:t>
+      </w:r>
+      <w:r>
+        <w:rPr>
+          <w:rStyle w:val="visible"/>
+          <w:rFonts w:hint="eastAsia"/>
+        </w:rPr>
+        <w:t>企业内网</w:t>
+      </w:r>
+    </w:p>
+    <w:p>
+      <w:pPr>
+        <w:pStyle w:val="a7"/>
+        <w:shd w:val="clear" w:color="auto" w:fill="FFFFFF"/>
+        <w:spacing w:before="0" w:beforeAutospacing="0" w:after="0" w:afterAutospacing="0" w:line="360" w:lineRule="auto"/>
+        <w:ind w:firstLine="420"/>
+        <w:rPr>
+          <w:rStyle w:val="visible"/>
+        </w:rPr>
+      </w:pPr>
+      <w:r>
+        <w:rPr>
+          <w:rStyle w:val="visible"/>
+          <w:rFonts w:hint="eastAsia"/>
+        </w:rPr>
+        <w:t>vment</w:t>
+      </w:r>
+      <w:r>
+        <w:rPr>
+          <w:rStyle w:val="visible"/>
+        </w:rPr>
+        <w:t>8</w:t>
+      </w:r>
+      <w:r>
+        <w:rPr>
+          <w:rStyle w:val="visible"/>
+          <w:rFonts w:hint="eastAsia"/>
+        </w:rPr>
+        <w:t>:</w:t>
+      </w:r>
+      <w:r>
+        <w:rPr>
+          <w:rStyle w:val="visible"/>
+        </w:rPr>
+        <w:t xml:space="preserve">172.16.0.0/16 internet </w:t>
+      </w:r>
+      <w:r>
+        <w:rPr>
+          <w:rStyle w:val="visible"/>
+          <w:rFonts w:hint="eastAsia"/>
+        </w:rPr>
+        <w:t>外网</w:t>
+      </w:r>
+    </w:p>
+    <w:p>
+      <w:pPr>
+        <w:pStyle w:val="a7"/>
+        <w:shd w:val="clear" w:color="auto" w:fill="FFFFFF"/>
+        <w:spacing w:before="0" w:beforeAutospacing="0" w:after="0" w:afterAutospacing="0" w:line="360" w:lineRule="auto"/>
+        <w:ind w:firstLine="420"/>
+        <w:rPr>
+          <w:rStyle w:val="visible"/>
+        </w:rPr>
+      </w:pPr>
+      <w:r>
+        <w:rPr>
+          <w:rStyle w:val="visible"/>
+          <w:rFonts w:hint="eastAsia"/>
+        </w:rPr>
+        <w:t>1</w:t>
+      </w:r>
+      <w:r>
+        <w:rPr>
+          <w:rStyle w:val="visible"/>
+        </w:rPr>
+        <w:t>.</w:t>
+      </w:r>
+      <w:r>
+        <w:rPr>
+          <w:rStyle w:val="visible"/>
+          <w:rFonts w:hint="eastAsia"/>
+        </w:rPr>
+        <w:t>CentOS</w:t>
+      </w:r>
+      <w:r>
+        <w:rPr>
+          <w:rStyle w:val="visible"/>
+        </w:rPr>
+        <w:t xml:space="preserve">7 </w:t>
+      </w:r>
+      <w:r>
+        <w:rPr>
+          <w:rStyle w:val="visible"/>
+          <w:rFonts w:hint="eastAsia"/>
+        </w:rPr>
+        <w:t>（vpn服务器）</w:t>
+      </w:r>
+    </w:p>
+    <w:p>
+      <w:pPr>
+        <w:pStyle w:val="a7"/>
+        <w:shd w:val="clear" w:color="auto" w:fill="FFFFFF"/>
+        <w:spacing w:before="0" w:beforeAutospacing="0" w:after="0" w:afterAutospacing="0" w:line="360" w:lineRule="auto"/>
+        <w:ind w:left="420" w:firstLine="420"/>
+        <w:rPr>
+          <w:rStyle w:val="visible"/>
+        </w:rPr>
+      </w:pPr>
+      <w:r>
+        <w:rPr>
+          <w:rStyle w:val="visible"/>
+          <w:rFonts w:hint="eastAsia"/>
+        </w:rPr>
+        <w:t xml:space="preserve">内网 </w:t>
+      </w:r>
+      <w:r>
+        <w:rPr>
+          <w:rStyle w:val="visible"/>
+        </w:rPr>
+        <w:sym w:font="Wingdings" w:char="F0E0"/>
+      </w:r>
+      <w:r>
+        <w:rPr>
+          <w:rStyle w:val="visible"/>
+        </w:rPr>
+        <w:t xml:space="preserve"> vment1 </w:t>
+      </w:r>
+      <w:r>
+        <w:rPr>
+          <w:rStyle w:val="visible"/>
+        </w:rPr>
+        <w:sym w:font="Wingdings" w:char="F0E0"/>
+      </w:r>
+      <w:r>
+        <w:rPr>
+          <w:rStyle w:val="visible"/>
+        </w:rPr>
+        <w:t xml:space="preserve"> 192.168.0.0</w:t>
+      </w:r>
+    </w:p>
+    <w:p>
+      <w:pPr>
+        <w:pStyle w:val="a7"/>
+        <w:shd w:val="clear" w:color="auto" w:fill="FFFFFF"/>
+        <w:spacing w:before="0" w:beforeAutospacing="0" w:after="0" w:afterAutospacing="0" w:line="360" w:lineRule="auto"/>
+        <w:ind w:left="420" w:firstLine="420"/>
+        <w:rPr>
+          <w:rStyle w:val="visible"/>
+        </w:rPr>
+      </w:pPr>
+      <w:r>
+        <w:rPr>
+          <w:rStyle w:val="visible"/>
+          <w:rFonts w:hint="eastAsia"/>
+        </w:rPr>
+        <w:t xml:space="preserve">外网 </w:t>
+      </w:r>
+      <w:r>
+        <w:rPr>
+          <w:rStyle w:val="visible"/>
+        </w:rPr>
+        <w:sym w:font="Wingdings" w:char="F0E0"/>
+      </w:r>
+      <w:r>
+        <w:rPr>
+          <w:rStyle w:val="visible"/>
+        </w:rPr>
+        <w:t xml:space="preserve"> vment8 </w:t>
+      </w:r>
+      <w:r>
+        <w:rPr>
+          <w:rStyle w:val="visible"/>
+        </w:rPr>
+        <w:sym w:font="Wingdings" w:char="F0E0"/>
+      </w:r>
+      <w:r>
+        <w:rPr>
+          <w:rStyle w:val="visible"/>
+        </w:rPr>
+        <w:t xml:space="preserve"> 192.168.0.0</w:t>
+      </w:r>
+    </w:p>
+    <w:p>
+      <w:pPr>
+        <w:pStyle w:val="a7"/>
+        <w:shd w:val="clear" w:color="auto" w:fill="FFFFFF"/>
+        <w:spacing w:before="0" w:beforeAutospacing="0" w:after="0" w:afterAutospacing="0" w:line="360" w:lineRule="auto"/>
+        <w:ind w:firstLine="420"/>
+        <w:rPr>
+          <w:rStyle w:val="visible"/>
+        </w:rPr>
+      </w:pPr>
+      <w:r>
+        <w:rPr>
+          <w:rStyle w:val="visible"/>
+          <w:rFonts w:hint="eastAsia"/>
+        </w:rPr>
+        <w:t>2</w:t>
+      </w:r>
+      <w:r>
+        <w:rPr>
+          <w:rStyle w:val="visible"/>
+        </w:rPr>
+        <w:t>.Window10 (</w:t>
+      </w:r>
+      <w:r>
+        <w:rPr>
+          <w:rStyle w:val="visible"/>
+          <w:rFonts w:hint="eastAsia"/>
+        </w:rPr>
+        <w:t>公网用户</w:t>
+      </w:r>
+      <w:r>
+        <w:rPr>
+          <w:rStyle w:val="visible"/>
+        </w:rPr>
+        <w:t xml:space="preserve">) </w:t>
+      </w:r>
+      <w:r>
+        <w:rPr>
+          <w:rStyle w:val="visible"/>
+        </w:rPr>
+        <w:sym w:font="Wingdings" w:char="F0E0"/>
+      </w:r>
+      <w:r>
+        <w:rPr>
+          <w:rStyle w:val="visible"/>
+        </w:rPr>
+        <w:t xml:space="preserve"> </w:t>
+      </w:r>
+      <w:r>
+        <w:rPr>
+          <w:rStyle w:val="visible"/>
+        </w:rPr>
+        <w:t xml:space="preserve">vment8 </w:t>
+      </w:r>
+      <w:r>
+        <w:rPr>
+          <w:rStyle w:val="visible"/>
+        </w:rPr>
+        <w:sym w:font="Wingdings" w:char="F0E0"/>
+      </w:r>
+      <w:r>
+        <w:rPr>
+          <w:rStyle w:val="visible"/>
+        </w:rPr>
+        <w:t xml:space="preserve"> 192.168.0.0</w:t>
+      </w:r>
+    </w:p>
+    <w:p>
+      <w:pPr>
+        <w:pStyle w:val="a7"/>
+        <w:shd w:val="clear" w:color="auto" w:fill="FFFFFF"/>
+        <w:spacing w:before="0" w:beforeAutospacing="0" w:after="0" w:afterAutospacing="0" w:line="360" w:lineRule="auto"/>
+        <w:ind w:left="420" w:firstLine="420"/>
+        <w:rPr>
+          <w:rStyle w:val="visible"/>
+        </w:rPr>
+      </w:pPr>
+      <w:r>
+        <w:rPr>
+          <w:rStyle w:val="visible"/>
+        </w:rPr>
+        <w:t>Window7 (</w:t>
+      </w:r>
+      <w:r>
+        <w:rPr>
+          <w:rStyle w:val="visible"/>
+          <w:rFonts w:hint="eastAsia"/>
+        </w:rPr>
+        <w:t>企业内网服务器</w:t>
+      </w:r>
+      <w:r>
+        <w:rPr>
+          <w:rStyle w:val="visible"/>
+        </w:rPr>
+        <w:t>)</w:t>
+      </w:r>
+      <w:r>
+        <w:rPr>
+          <w:rStyle w:val="visible"/>
+          <w:rFonts w:hint="eastAsia"/>
+        </w:rPr>
+        <w:t xml:space="preserve"> </w:t>
+      </w:r>
+      <w:r>
+        <w:rPr>
+          <w:rStyle w:val="visible"/>
+        </w:rPr>
+        <w:sym w:font="Wingdings" w:char="F0E0"/>
+      </w:r>
+      <w:r>
+        <w:rPr>
+          <w:rStyle w:val="visible"/>
+        </w:rPr>
+        <w:t xml:space="preserve"> vment1 </w:t>
+      </w:r>
+      <w:r>
+        <w:rPr>
+          <w:rStyle w:val="visible"/>
+        </w:rPr>
+        <w:sym w:font="Wingdings" w:char="F0E0"/>
+      </w:r>
+      <w:r>
+        <w:rPr>
+          <w:rStyle w:val="visible"/>
+        </w:rPr>
+        <w:t xml:space="preserve"> 192.168.0.0</w:t>
+      </w:r>
+    </w:p>
+    <w:p>
+      <w:pPr>
+        <w:pStyle w:val="a7"/>
+        <w:shd w:val="clear" w:color="auto" w:fill="FFFFFF"/>
+        <w:spacing w:before="0" w:beforeAutospacing="0" w:after="0" w:afterAutospacing="0" w:line="360" w:lineRule="auto"/>
+        <w:ind w:firstLine="420"/>
+        <w:rPr>
+          <w:rStyle w:val="visible"/>
+          <w:rFonts w:hint="eastAsia"/>
+        </w:rPr>
+      </w:pPr>
+    </w:p>
+    <w:p>
+      <w:pPr>
+        <w:pStyle w:val="a7"/>
+        <w:shd w:val="clear" w:color="auto" w:fill="FFFFFF"/>
+        <w:spacing w:before="0" w:beforeAutospacing="0" w:after="0" w:afterAutospacing="0" w:line="360" w:lineRule="auto"/>
+      </w:pPr>
+      <w:r>
+        <w:rPr>
+          <w:rStyle w:val="visible"/>
+        </w:rPr>
+        <w:t>)</w:t>
+      </w:r>
+      <w:bookmarkStart w:id="0" w:name="_GoBack"/>
+      <w:bookmarkEnd w:id="0"/>
     </w:p>
     <w:p>
       <w:pPr>
